--- a/docs/projeto/01-entregas/docx/Roteiro_2-Planejamento.docx
+++ b/docs/projeto/01-entregas/docx/Roteiro_2-Planejamento.docx
@@ -2984,7 +2984,7 @@
         <w:rPr>
           <w:sz w:val="24"/>
         </w:rPr>
-        <w:t>O material previsto inclui esquema elétrico, lista de materiais com fornecedores, modelo do case e código-fonte sob licença MIT. A verificação terá duas partes: conferir a presença desses arquivos e observar uma pessoa de fora do grupo seguindo o roteiro de montagem. Serão anotados os passos concluídos, as dúvidas e as intervenções necessárias. A documentação será ajustada a partir dessas dificuldades.</w:t>
+        <w:t>O material previsto inclui esquema elétrico, lista de materiais com fornecedores, modelo do case e código-fonte sob licença GNU GPL v3. A verificação terá duas partes: conferir a presença desses arquivos e observar uma pessoa de fora do grupo seguindo o roteiro de montagem. Serão anotados os passos concluídos, as dúvidas e as intervenções necessárias. A documentação será ajustada a partir dessas dificuldades.</w:t>
       </w:r>
     </w:p>
     <w:p>
